--- a/ladeklar/docs/recht/pdf/DATENSCHUTZHINWEISE_FAHRER.docx
+++ b/ladeklar/docs/recht/pdf/DATENSCHUTZHINWEISE_FAHRER.docx
@@ -98,7 +98,7 @@
         <w:pStyle w:val="Compact"/>
       </w:pPr>
       <w:r>
-        <w:t xml:space="preserve">Wenn Sie auf einen Knopf tippen, zum Beispiel „Aufgeladen“, speichert die App die Uhrzeit und dass Sie es waren.</w:t>
+        <w:t xml:space="preserve">Wenn Sie auf einen Knopf tippen, zum Beispiel „Aufgeladen“, speichert die App die Uhrzeit und dass Sie es waren. Auch ohne Netz zählt die Uhrzeit, zu der Sie getippt haben.</w:t>
       </w:r>
     </w:p>
     <w:p>
@@ -110,7 +110,7 @@
         <w:pStyle w:val="Compact"/>
       </w:pPr>
       <w:r>
-        <w:t xml:space="preserve">Ihre Fotos von Lieferscheinen, Ihre Notizen und die Unterschrift des Empfängers zeigen, dass die Ware angekommen ist.</w:t>
+        <w:t xml:space="preserve">Ihre Fotos von Lieferscheinen, Ihre Notizen und die Unterschrift des Empfängers zeigen, dass die Ware angekommen ist. Ohne Netz bleiben sie auf Ihrem Handy, bis sie gesendet sind. Beim Abmelden löscht die App Ihre Touren vom Handy.</w:t>
       </w:r>
     </w:p>
     <w:p>
@@ -122,7 +122,7 @@
         <w:pStyle w:val="Compact"/>
       </w:pPr>
       <w:r>
-        <w:t xml:space="preserve">Die App verfolgt Sie nicht ständig. [Den Standort speichert sie nur in dem Moment, in dem Sie auf einen Statusknopf tippen, und nur, wenn Sie das im Handy erlauben.]</w:t>
+        <w:t xml:space="preserve">Die App verfolgt Sie nicht ständig. [Den Standort speichert sie nur in dem Moment, in dem Sie auf einen Statusknopf tippen oder ein Problem melden, und nur, wenn Sie in der App „Ja, teilen“ gewählt und den Standort im Handy erlaubt haben.] [Für die Fahrsperre liest die App nur die Geschwindigkeit, auf Ihrem Handy. Ihren Standort speichert und sendet sie dafür nicht.]</w:t>
       </w:r>
     </w:p>
     <w:p>
@@ -134,7 +134,7 @@
         <w:pStyle w:val="Compact"/>
       </w:pPr>
       <w:r>
-        <w:t xml:space="preserve">Wenn Sie den Standort nicht erlauben, funktioniert die App trotzdem, und es entsteht Ihnen kein Nachteil.</w:t>
+        <w:t xml:space="preserve">Wenn Sie den Standort nicht erlauben, funktioniert die App trotzdem, und es entsteht Ihnen kein Nachteil. Nur die Fahrsperre ist dann aus.</w:t>
       </w:r>
     </w:p>
     <w:p>
@@ -170,7 +170,7 @@
         <w:pStyle w:val="Compact"/>
       </w:pPr>
       <w:r>
-        <w:t xml:space="preserve">Wir löschen die Daten automatisch nach festen Fristen, zum Beispiel Standortangaben nach [90] Tagen.</w:t>
+        <w:t xml:space="preserve">Die App löscht Daten automatisch nach festen Fristen, zum Beispiel Standortangaben nach 90 Tagen.</w:t>
       </w:r>
     </w:p>
     <w:p>
@@ -438,7 +438,7 @@
               <w:jc w:val="left"/>
             </w:pPr>
             <w:r>
-              <w:t xml:space="preserve">Name, Handynummer, Sprache, Führerscheinklasse, Rolle</w:t>
+              <w:t xml:space="preserve">Name, Handynummer, Sprache, Führerscheinklasse, Rolle, [Personalnummer, interne Notiz der Disposition]</w:t>
             </w:r>
           </w:p>
         </w:tc>
@@ -476,7 +476,7 @@
               <w:jc w:val="left"/>
             </w:pPr>
             <w:r>
-              <w:t xml:space="preserve">PIN (nur verschlüsselt als Hash gespeichert), Sitzung (bis zu 90 Tage)</w:t>
+              <w:t xml:space="preserve">PIN (nur als Hash gespeichert, nicht lesbar), Einladungslink (gilt 14 Tage und nur für eine Anmeldung), Sitzung (90 Tage, jede Nutzung verlängert sie), Zeitpunkt der letzten Anmeldung, Zahl der Fehlversuche und eine Sperre nach zu vielen Fehlversuchen</w:t>
             </w:r>
           </w:p>
         </w:tc>
@@ -526,7 +526,7 @@
               <w:jc w:val="left"/>
             </w:pPr>
             <w:r>
-              <w:t xml:space="preserve">Ihre Auswahl in der App</w:t>
+              <w:t xml:space="preserve">Ihre Auswahl in der App oder Zuteilung durch die Disposition</w:t>
             </w:r>
           </w:p>
         </w:tc>
@@ -552,7 +552,7 @@
               <w:jc w:val="left"/>
             </w:pPr>
             <w:r>
-              <w:t xml:space="preserve">Schritt, Uhrzeit, Ihr Name; bei Offline-Erfassung Gerätezeit und Eingangszeit</w:t>
+              <w:t xml:space="preserve">Schritt, Uhrzeit, Ihr Name; tippen Sie ohne Netz, speichert der Server die Uhrzeit Ihres Tippens (Uhr Ihres Handys) und zusätzlich, wann die Meldung bei ihm ankam; liegt das Tippen mehr als 72 Stunden zurück, in der Zukunft oder vor dem vorigen Schritt, gilt die Ankunftszeit; setzt die Disposition einen Schritt für Sie (z. B. nach Ihrem Anruf), ist er als Eintrag des Büros gekennzeichnet</w:t>
             </w:r>
           </w:p>
         </w:tc>
@@ -742,7 +742,7 @@
               <w:jc w:val="left"/>
             </w:pPr>
             <w:r>
-              <w:t xml:space="preserve">Koordinaten und Genauigkeit im Moment des Tippens</w:t>
+              <w:t xml:space="preserve">Koordinaten (auf etwa 1 m gerundet) und Genauigkeit beim Tippen auf einen Statusschritt oder beim Melden eines Problems; Ihre Zustimmung oder Ablehnung mit Zeitpunkt</w:t>
             </w:r>
           </w:p>
         </w:tc>
@@ -780,7 +780,7 @@
               <w:jc w:val="left"/>
             </w:pPr>
             <w:r>
-              <w:t xml:space="preserve">Push-Abonnement für Benachrichtigungen, Gerätetyp, IP-Adresse, Protokoll von Anmeldungen und Änderungen</w:t>
+              <w:t xml:space="preserve">Push-Abonnement für Benachrichtigungen, Browser-Kennung (User-Agent) Ihrer Sitzung, Protokoll mit Zeitpunkt und IP-Adresse jeder Anmeldung und jedes Fehlversuchs (bei einer unbekannten Handynummer auch die eingegebene Nummer) sowie der Änderungen an Ihrem Zugang, eine zufällige Kennung je Meldung, damit nichts doppelt ankommt (7 Tage)</w:t>
             </w:r>
           </w:p>
         </w:tc>
@@ -793,6 +793,44 @@
             </w:pPr>
             <w:r>
               <w:t xml:space="preserve">App und Server</w:t>
+            </w:r>
+          </w:p>
+        </w:tc>
+      </w:tr>
+      <w:tr>
+        <w:tc>
+          <w:tcPr/>
+          <w:p>
+            <w:pPr>
+              <w:pStyle w:val="Compact"/>
+              <w:jc w:val="left"/>
+            </w:pPr>
+            <w:r>
+              <w:t xml:space="preserve">Daten auf Ihrem Handy</w:t>
+            </w:r>
+          </w:p>
+        </w:tc>
+        <w:tc>
+          <w:tcPr/>
+          <w:p>
+            <w:pPr>
+              <w:pStyle w:val="Compact"/>
+              <w:jc w:val="left"/>
+            </w:pPr>
+            <w:r>
+              <w:t xml:space="preserve">Kopie Ihrer Kontoangaben und Ihrer zuletzt geladenen Touren (mit Adressen, Ansprechpartnern, Ware, Hinweisen), Ihr Verlauf, Mitteilungen und die Fahrzeugliste, damit die App auch im Funkloch startet; Schritte, Notizen, Fotos und Unterschriften, die noch nicht gesendet sind; eine Liste der Meldungen, die der Server abgelehnt hat („Nicht gesendet“)</w:t>
+            </w:r>
+          </w:p>
+        </w:tc>
+        <w:tc>
+          <w:tcPr/>
+          <w:p>
+            <w:pPr>
+              <w:pStyle w:val="Compact"/>
+              <w:jc w:val="left"/>
+            </w:pPr>
+            <w:r>
+              <w:t xml:space="preserve">App, im Speicher des Browsers (IndexedDB)</w:t>
             </w:r>
           </w:p>
         </w:tc>
@@ -869,7 +907,7 @@
         <w:t xml:space="preserve"> </w:t>
       </w:r>
       <w:r>
-        <w:t xml:space="preserve">Wenn Sie auf einen Statusknopf tippen (z. B. „Aufgeladen“, „Abgeladen“), fragt die App einmalig den Standort ab und speichert ihn mit dieser Meldung. Zweck ist der Nachweis, wo die Ware übernommen bzw. abgeliefert wurde, und die Berechnung von Standzeiten.</w:t>
+        <w:t xml:space="preserve">Wenn Sie auf einen Statusknopf tippen (z. B. „Buchung bestätigen“, „Aufgeladen“, „Abgeladen“) oder ein Problem melden, fragt die App einmalig den Standort ab und sendet ihn mit dieser Meldung. Das Handy darf dabei eine Position liefern, die bis zu einer Minute alt ist. Zweck ist der Nachweis, wo die Ware übernommen bzw. abgeliefert wurde und wo ein Problem auftrat. Die Disposition sieht den Standort im Verlauf der Lieferung als Link „Standort“; ein Klick öffnet Google Maps mit den Koordinaten. Solange die Koordinaten gespeichert sind, zeigt auch der Abliefernachweis sie je Schritt mit einem Link auf Google Maps. Nach 90 Tagen löscht die Plattform die Koordinaten automatisch.</w:t>
       </w:r>
     </w:p>
     <w:p>
@@ -893,7 +931,7 @@
         <w:t xml:space="preserve"> </w:t>
       </w:r>
       <w:r>
-        <w:t xml:space="preserve">Damit Sie die App während der Fahrt nicht bedienen, verdeckt ab etwa 8 km/h ein Hinweis die Knöpfe. Dafür wertet die App die Geschwindigkeit nur in Ihrem Gerät aus. Diese Positionen werden nicht gespeichert und nicht an uns übermittelt.</w:t>
+        <w:t xml:space="preserve">Damit Sie die App während der Fahrt nicht bedienen, verdeckt ab etwa 8 km/h ein Hinweis die Knöpfe; etwa 5 Sekunden nach dem Anhalten sind sie wieder da. Dafür liest die App die Geschwindigkeit nur in Ihrem Gerät aus. Diese Positionen werden nicht gespeichert und nicht an uns übermittelt. Die Fahrsperre ist von der Funktion in Abs. 2 unabhängig: Sie braucht nur die Standortfreigabe im Gerät, nicht Ihre Zustimmung zum Speichern. Die App fragt einmal mit einer Erklärung danach; wählen Sie „Später“, fragt sie nach 7 Tagen erneut.</w:t>
       </w:r>
     </w:p>
     <w:p>
@@ -917,7 +955,7 @@
         <w:t xml:space="preserve"> </w:t>
       </w:r>
       <w:r>
-        <w:t xml:space="preserve">Die Standortabfrage erfolgt nur, wenn Sie sie in der App und in Ihrem Gerät erlauben. Wenn Sie nicht zustimmen oder die Erlaubnis später entziehen, funktionieren alle Statusknöpfe weiter; die Fahrsperre ist dann nicht aktiv. Daraus entstehen Ihnen keine Nachteile.</w:t>
+        <w:t xml:space="preserve">Die App speichert den Standort nur, wenn Sie in der App „Ja, teilen“ gewählt und den Standort in Ihrem Gerät erlaubt haben; der Server prüft Ihre Zustimmung bei jeder Meldung. Wenn Sie nicht zustimmen oder die Erlaubnis später entziehen, funktionieren alle Statusknöpfe weiter; ohne Standortfreigabe im Gerät ist die Fahrsperre nicht aktiv. Daraus entstehen Ihnen keine Nachteile.</w:t>
       </w:r>
     </w:p>
     <w:p>
@@ -941,7 +979,7 @@
         <w:t xml:space="preserve"> </w:t>
       </w:r>
       <w:r>
-        <w:t xml:space="preserve">Sie können Ihre Einwilligung jederzeit mit Wirkung für die Zukunft widerrufen, indem Sie die Standortberechtigung in den Einstellungen Ihres Geräts entziehen oder uns unter [E-Mail des Kunden] Bescheid geben.</w:t>
+        <w:t xml:space="preserve">Sie können Ihre Einwilligung jederzeit mit Wirkung für die Zukunft widerrufen: in der App unter „Mehr“ mit dem Schalter „Standort beim Status-Tipp teilen“, durch Entziehen der Standortberechtigung in den Einstellungen Ihres Geräts oder durch eine Nachricht an [E-Mail des Kunden].</w:t>
       </w:r>
     </w:p>
     <w:bookmarkEnd w:id="25"/>
@@ -1133,7 +1171,7 @@
               <w:jc w:val="left"/>
             </w:pPr>
             <w:r>
-              <w:t xml:space="preserve">Speicherung von Anmeldung, Sprache und Offline-Warteschlange im Gerät</w:t>
+              <w:t xml:space="preserve">Speicherung von Anmeldung, Sprache, Kopie der Touren und Offline-Warteschlange im Gerät</w:t>
             </w:r>
           </w:p>
         </w:tc>
@@ -1226,7 +1264,7 @@
         <w:pStyle w:val="BodyText"/>
       </w:pPr>
       <w:r>
-        <w:t xml:space="preserve">(2) Berichte wie „Lieferungen je Fahrer“ oder „Pünktlichkeit“ nutzen wir nur für [die Tourenplanung, die Abrechnung mit Auftraggebern und Gespräche mit Auftraggebern über Wartezeiten]. [Ohne Betriebsvereinbarung: Personenbezogene Berichte werden nicht erstellt.]</w:t>
+        <w:t xml:space="preserve">(2) Berichte wie „Lieferungen je Fahrer“ oder „Pünktlichkeit“ nutzen wir nur für [die Tourenplanung, die Abrechnung mit Auftraggebern und Gespräche mit Auftraggebern über Wartezeiten]. [Ohne Betriebsvereinbarung: Die Einstellung „Auswertungen je Fahrer anzeigen“ ist ausgeschaltet; die App zeigt dann keine Berichte je Fahrer.] Die Berichte je Auftraggeber und je Lade- bzw. Entladestelle enthalten keine Fahrernamen.</w:t>
       </w:r>
     </w:p>
     <w:p>
@@ -1288,7 +1326,7 @@
         <w:t xml:space="preserve"> </w:t>
       </w:r>
       <w:r>
-        <w:t xml:space="preserve">Der Abliefernachweis (Buchungsdaten, Zeitstrahl, Lieferschein-Fotos, Unterschrift) wird an den Auftraggeber der Lieferung weitergegeben. Darin erscheint [Ihr Vorname / Ihr Name / Ihr Fahrerkürzel] und das Kennzeichen.</w:t>
+        <w:t xml:space="preserve">Den Abliefernachweis (Buchungsdaten, Zeitstempel, Lieferschein-Fotos, Unterschrift) erstellt die Disposition in der App als Druckansicht bzw. PDF und gibt ihn an den Auftraggeber der Lieferung weiter. Darin erscheinen Ihr Name, die Kennzeichen und bei jedem Zeitstempel der Name der Person, die ihn gemeldet hat. [Falls „Standort beim Statuswechsel“ eingeschaltet ist: Hat die Plattform zu einem Schritt einen Standort gespeichert (höchstens 90 Tage), erscheinen auch die Koordinaten mit einem Link auf Google Maps.] [Sonst: Ihr Standort erscheint darin nicht.]</w:t>
       </w:r>
     </w:p>
     <w:p>
@@ -1310,7 +1348,7 @@
         <w:t xml:space="preserve"> </w:t>
       </w:r>
       <w:r>
-        <w:t xml:space="preserve">[Firma] (LADEKLAR) betreibt die Plattform als Auftragsverarbeiter nach Art. 28 DSGVO in Rechenzentren in Deutschland. Der Dienstleister hat keine Einsicht in Ihre Touren. Ein Zugriff für Supportzwecke ist nur nach unserer Freigabe, zeitlich begrenzt und protokolliert möglich.</w:t>
+        <w:t xml:space="preserve">[Firma] (LADEKLAR) betreibt die Plattform als Auftragsverarbeiter nach Art. 28 DSGVO in Rechenzentren in Deutschland. Die Konsole des Dienstleisters zeigt keine Touren, Namen von Fahrern oder Standorte. Die Plattform hat keinen Support-Modus; eine Freigabe für den Support können nur wir erteilen, sie gilt 24 Stunden und wird protokolliert.</w:t>
       </w:r>
     </w:p>
     <w:p>
@@ -1372,7 +1410,7 @@
         <w:t xml:space="preserve"> </w:t>
       </w:r>
       <w:r>
-        <w:t xml:space="preserve">Ob im Abliefernachweis der volle Name des Fahrers erforderlich ist, sollte der Kunde prüfen. Empfehlung an die Technik: Einstellung „Fahrer im Abliefernachweis: Name / Vorname / Kürzel“.</w:t>
+        <w:t xml:space="preserve">Ob im Abliefernachweis der volle Name des Fahrers erforderlich ist, sollte der Kunde prüfen. Die Software zeigt derzeit immer den vollen Namen; eine Wahl gibt es nicht. Empfehlung an die Technik: Einstellung „Fahrer im Abliefernachweis: Name / Vorname / Kürzel“.</w:t>
       </w:r>
     </w:p>
     <w:bookmarkEnd w:id="28"/>
@@ -1434,19 +1472,19 @@
               <w:jc w:val="left"/>
             </w:pPr>
             <w:r>
-              <w:t xml:space="preserve">Lieferungen mit Statusmeldungen, Fotos, Dokumenten, Unterschriften</w:t>
-            </w:r>
-          </w:p>
-        </w:tc>
-        <w:tc>
-          <w:tcPr/>
-          <w:p>
-            <w:pPr>
-              <w:pStyle w:val="Compact"/>
-              <w:jc w:val="left"/>
-            </w:pPr>
-            <w:r>
-              <w:t xml:space="preserve">[3] Jahre nach Ende des Kalenderjahres der Zustellung [bzw. 8 Jahre, soweit sie Buchungsbelege sind]</w:t>
+              <w:t xml:space="preserve">Lieferungen mit Statusmeldungen, Notizen, Fotos, Dokumenten, Unterschriften</w:t>
+            </w:r>
+          </w:p>
+        </w:tc>
+        <w:tc>
+          <w:tcPr/>
+          <w:p>
+            <w:pPr>
+              <w:pStyle w:val="Compact"/>
+              <w:jc w:val="left"/>
+            </w:pPr>
+            <w:r>
+              <w:t xml:space="preserve">[3] Jahre (von uns einstellbar: 1 bis 10 Jahre) nach der Zustellung bzw. Stornierung; dann löscht die Plattform die ganze Lieferung samt Dateien automatisch [; Unterlagen, die wir länger aufbewahren müssen, archivieren wir vorher außerhalb der App]</w:t>
             </w:r>
           </w:p>
         </w:tc>
@@ -1472,7 +1510,7 @@
               <w:jc w:val="left"/>
             </w:pPr>
             <w:r>
-              <w:t xml:space="preserve">[90] Tage nach Zustellung, außer bei einem konkreten Streitfall zu dieser Lieferung</w:t>
+              <w:t xml:space="preserve">90 Tage nach der Meldung; danach entfernt die Plattform die Koordinaten automatisch</w:t>
             </w:r>
           </w:p>
         </w:tc>
@@ -1498,7 +1536,7 @@
               <w:jc w:val="left"/>
             </w:pPr>
             <w:r>
-              <w:t xml:space="preserve">[3] Monate nach Deaktivierung Ihres Zugangs; Ihr Name bleibt in den gespeicherten Lieferungen bis zu deren Löschung</w:t>
+              <w:t xml:space="preserve">bis wir Ihren Zugang löschen [, spätestens [3] Monate nach Ende der Zusammenarbeit]. Beim Löschen entfernt die Plattform Name, Handynummer, Personalnummer, Führerscheinklasse, Notiz, PIN, einen offenen Einladungslink, Ihre Zustimmung zum Standort und Ihre Benachrichtigungen und beendet alle Anmeldungen und Push-Abonnements. Abgeschlossene Lieferungen bleiben erhalten und zeigen dann „Gelöschter Nutzer“.</w:t>
             </w:r>
           </w:p>
         </w:tc>
@@ -1524,7 +1562,7 @@
               <w:jc w:val="left"/>
             </w:pPr>
             <w:r>
-              <w:t xml:space="preserve">[90] Tage</w:t>
+              <w:t xml:space="preserve">90 Tage; es bleiben höchstens die 100 neuesten</w:t>
             </w:r>
           </w:p>
         </w:tc>
@@ -1550,7 +1588,7 @@
               <w:jc w:val="left"/>
             </w:pPr>
             <w:r>
-              <w:t xml:space="preserve">[12] Monate</w:t>
+              <w:t xml:space="preserve">3 Jahre; IP-Adressen und eingegebene Handynummern darin 90 Tage</w:t>
             </w:r>
           </w:p>
         </w:tc>
@@ -1576,7 +1614,7 @@
               <w:jc w:val="left"/>
             </w:pPr>
             <w:r>
-              <w:t xml:space="preserve">bis zu 90 Tage oder bis zur Abmeldung</w:t>
+              <w:t xml:space="preserve">90 Tage ab der letzten Nutzung oder bis zur Abmeldung; sie endet sofort, wenn wir Ihnen einen neuen PIN geben, Ihren Zugang sperren oder löschen oder unser Zugang zur App gesperrt ist</w:t>
             </w:r>
           </w:p>
         </w:tc>
@@ -1602,7 +1640,59 @@
               <w:jc w:val="left"/>
             </w:pPr>
             <w:r>
-              <w:t xml:space="preserve">bis zur erfolgreichen Übermittlung</w:t>
+              <w:t xml:space="preserve">bis zur erfolgreichen Übermittlung; endet Ihre Anmeldung vorher (z. B. neuer PIN), bleibt sie auf dem Handy und wird gesendet, sobald Sie sich wieder anmelden; „Abmelden“ ist gesperrt, solange noch etwas wartet</w:t>
+            </w:r>
+          </w:p>
+        </w:tc>
+      </w:tr>
+      <w:tr>
+        <w:tc>
+          <w:tcPr/>
+          <w:p>
+            <w:pPr>
+              <w:pStyle w:val="Compact"/>
+              <w:jc w:val="left"/>
+            </w:pPr>
+            <w:r>
+              <w:t xml:space="preserve">Kopie Ihrer Kontoangaben und Touren im Gerät, Liste „Nicht gesendet“</w:t>
+            </w:r>
+          </w:p>
+        </w:tc>
+        <w:tc>
+          <w:tcPr/>
+          <w:p>
+            <w:pPr>
+              <w:pStyle w:val="Compact"/>
+              <w:jc w:val="left"/>
+            </w:pPr>
+            <w:r>
+              <w:t xml:space="preserve">bis zur Abmeldung; jedes neue Laden ersetzt die Kopie; endet die Anmeldung ohne Abmelden, bleibt sie bis zur nächsten Anmeldung</w:t>
+            </w:r>
+          </w:p>
+        </w:tc>
+      </w:tr>
+      <w:tr>
+        <w:tc>
+          <w:tcPr/>
+          <w:p>
+            <w:pPr>
+              <w:pStyle w:val="Compact"/>
+              <w:jc w:val="left"/>
+            </w:pPr>
+            <w:r>
+              <w:t xml:space="preserve">Hinweise im Gerät (Sprache, „Später“ bei der Fahrsperre, Schalter für Push-Mitteilungen)</w:t>
+            </w:r>
+          </w:p>
+        </w:tc>
+        <w:tc>
+          <w:tcPr/>
+          <w:p>
+            <w:pPr>
+              <w:pStyle w:val="Compact"/>
+              <w:jc w:val="left"/>
+            </w:pPr>
+            <w:r>
+              <w:t xml:space="preserve">bis Sie sie ändern bzw. die Browserdaten löschen</w:t>
             </w:r>
           </w:p>
         </w:tc>
@@ -1695,7 +1785,7 @@
         <w:pStyle w:val="FirstParagraph"/>
       </w:pPr>
       <w:r>
-        <w:t xml:space="preserve">Nutzen Sie ein eigenes Handy, greift die App nur auf die oben genannten Daten zu. Wir haben keinen Zugriff auf Ihre privaten Inhalte, Kontakte, Fotos außerhalb der App oder andere Apps. Die Navigation öffnet auf Ihren Wunsch Google Maps oder Apple Karten; dort gelten die Datenschutzbestimmungen dieser Anbieter.</w:t>
+        <w:t xml:space="preserve">Nutzen Sie ein eigenes Handy, greift die App nur auf die oben genannten Daten zu: Kamera bzw. Dateiauswahl, wenn Sie ein Foto aufnehmen, Standort nach Ihrer Freigabe, Benachrichtigungen nach Ihrer Freigabe. Wir haben keinen Zugriff auf Ihre privaten Inhalte, Kontakte, Fotos außerhalb der App oder andere Apps. Die Navigation öffnet auf Ihren Wunsch auf iPhone und iPad Apple Karten, auf anderen Geräten Google Maps; dort gelten die Datenschutzbestimmungen dieser Anbieter.</w:t>
       </w:r>
     </w:p>
     <w:p>
@@ -1720,7 +1810,7 @@
         <w:pStyle w:val="FirstParagraph"/>
       </w:pPr>
       <w:r>
-        <w:t xml:space="preserve">Vorlage für den Text, der in der App am Unterschriftenfeld angezeigt wird (Art. 13 DSGVO, gestufte Information):</w:t>
+        <w:t xml:space="preserve">Die App zeigt am Unterschriftenfeld einen festen Satz an: „Die Unterschrift wird nur als Empfangsnachweis für diese Lieferung gespeichert und an [Firma des Kunden] übermittelt.“ Einen eigenen Text kann der Kunde dort nicht hinterlegen. Die folgende Vorlage gibt der Fahrer dem Empfänger deshalb auf Wunsch auf anderem Weg (z. B. als Aushang, Karte oder Link auf dem Lieferschein) (Art. 13 DSGVO, gestufte Information):</w:t>
       </w:r>
     </w:p>
     <w:p>
@@ -1739,6 +1829,24 @@
       </w:r>
       <w:r>
         <w:t xml:space="preserve">[Firma des Kunden] speichert Ihren Namen, Ihre Unterschrift und den Zeitpunkt, um die Ablieferung gegenüber dem Auftraggeber nachzuweisen (Art. 6 Abs. 1 lit. f DSGVO). Die Angaben werden an den Auftraggeber der Sendung übermittelt und nach [3] Jahren gelöscht. Mehr Informationen und Ihre Rechte: [Kurz-URL zur Datenschutzerklärung des Kunden] oder [E-Mail des Kunden].</w:t>
+      </w:r>
+    </w:p>
+    <w:p>
+      <w:pPr>
+        <w:pStyle w:val="BlockText"/>
+      </w:pPr>
+      <w:r>
+        <w:rPr>
+          <w:bCs/>
+          <w:b/>
+        </w:rPr>
+        <w:t xml:space="preserve">Prüfhinweis:</w:t>
+      </w:r>
+      <w:r>
+        <w:t xml:space="preserve"> </w:t>
+      </w:r>
+      <w:r>
+        <w:t xml:space="preserve">Der feste Satz in der App nennt weder Rechtsgrundlage, Speicherdauer noch Kontakt. Ob er zusammen mit einer Information auf anderem Weg die erste Stufe einer gestuften Information nach Art. 13 DSGVO erfüllt, ist zu prüfen. Empfehlung an die Technik: Text am Unterschriftenfeld durch den Kunden einstellbar machen.</w:t>
       </w:r>
     </w:p>
     <w:p>
